--- a/03_Outputs/final scripts/pt/Module 1/1.1.1-pt.docx
+++ b/03_Outputs/final scripts/pt/Module 1/1.1.1-pt.docx
@@ -9,42 +9,27 @@
     </w:p>
     <w:p>
       <w:r>
-        <w:t xml:space="preserve">Como você sabe, a energia é tanto um motor de progresso quanto uma ameaça crescente ao planeta. Ela alimenta hospitais, escolas e economias — mas a forma como a produzimos e consumimos, principalmente por meio de combustíveis fósseis, está alimentando a crise climática.  </w:t>
+        <w:t xml:space="preserve">Como você sabe, a energia é tanto um motor de progresso quanto uma ameaça crescente ao planeta. Ela alimenta hospitais, escolas e economias — mas a forma como produzimos e consumimos energia historicamente tem sido uma das principais fontes da crise climática.  </w:t>
       </w:r>
     </w:p>
     <w:p>
       <w:r>
-        <w:t xml:space="preserve">Em 2023, cerca de 666 milhões de pessoas no mundo ainda vivem sem eletricidade. No mesmo ano, aproximadamente 2,1 bilhões de pessoas não tinham acesso a soluções de cozinha limpa.  </w:t>
+        <w:t xml:space="preserve">Embora as energias renováveis estejam se expandindo rapidamente, o consumo de combustíveis fósseis também continua a aumentar. Este é o paradoxo: como podemos ampliar o acesso à energia para tirar bilhões da pobreza — sem comprometer os próprios sistemas que sustentam a vida na Terra?  </w:t>
       </w:r>
     </w:p>
     <w:p>
       <w:r>
-        <w:t xml:space="preserve">Enquanto isso, os combustíveis fósseis continuam sendo a principal fonte de energia global. Embora as energias renováveis estejam se expandindo rapidamente, o consumo de combustíveis fósseis continua a aumentar.  </w:t>
+        <w:t xml:space="preserve">Nesta lição, exploraremos essas contradições e começaremos a identificar oportunidades para acelerar a transição em andamento. Até 2024, o investimento global em tecnologias de energia limpa — de renováveis e armazenamento a redes e eletrificação — atingiu cerca de 2,1 trilhões de dólares americanos, mais do que o dobro do valor investido em combustíveis fósseis. Na última década, o custo da energia solar caiu mais de 80%, tornando-se a fonte de eletricidade mais barata em muitos países.  </w:t>
       </w:r>
     </w:p>
     <w:p>
       <w:r>
-        <w:t xml:space="preserve">Este é o paradoxo: como podemos expandir o acesso à energia para tirar bilhões da pobreza — sem comprometer os próprios sistemas que sustentam a vida na Terra?  </w:t>
+        <w:t xml:space="preserve">Mas essa transição é rápida o suficiente — e é justa?  </w:t>
       </w:r>
     </w:p>
     <w:p>
       <w:r>
-        <w:t xml:space="preserve">Nesta lição, exploraremos essas contradições e faremos as perguntas difíceis: Por que o Sul Global, rico em recursos renováveis, recebe tão pouco investimento em energia limpa? Podemos equilibrar a ação climática com os direitos de desenvolvimento?  </w:t>
-      </w:r>
-    </w:p>
-    <w:p>
-      <w:r>
-        <w:t xml:space="preserve">A transição está em andamento. Até 2024, o investimento global em tecnologias de energia limpa — desde renováveis e armazenamento até redes e eletrificação — atingiu cerca de 2,1 trilhões de dólares americanos, mais do que o dobro do valor investido em combustíveis fósseis. Na última década, o custo da energia solar caiu mais de 80%, tornando-se a fonte de eletricidade mais barata em muitos países.  </w:t>
-      </w:r>
-    </w:p>
-    <w:p>
-      <w:r>
-        <w:t xml:space="preserve">Mas essa transição é rápida o suficiente — e ela é justa?  </w:t>
-      </w:r>
-    </w:p>
-    <w:p>
-      <w:r>
-        <w:t>Vamos analisar os dilemas que moldam o futuro da humanidade — e explorar o que é necessário para criar uma transição energética que seja justa, inclusiva e transformadora.</w:t>
+        <w:t>Vamos desvendar os dilemas que moldam o futuro da humanidade — e explorar o que é necessário para criar uma transição energética que seja justa, inclusiva e transformadora.</w:t>
       </w:r>
     </w:p>
     <w:sectPr>
